--- a/Kishore S Wifi Assignment 1.docx
+++ b/Kishore S Wifi Assignment 1.docx
@@ -11,23 +11,13 @@
           <w:szCs w:val="24"/>
         </w:rPr>
       </w:pPr>
-      <w:proofErr w:type="spellStart"/>
-      <w:r>
-        <w:rPr>
-          <w:rFonts w:ascii="Baskerville Old Face" w:hAnsi="Baskerville Old Face"/>
-          <w:sz w:val="24"/>
-          <w:szCs w:val="24"/>
-        </w:rPr>
-        <w:t>WiFi</w:t>
-      </w:r>
-      <w:proofErr w:type="spellEnd"/>
-      <w:r>
-        <w:rPr>
-          <w:rFonts w:ascii="Baskerville Old Face" w:hAnsi="Baskerville Old Face"/>
-          <w:sz w:val="24"/>
-          <w:szCs w:val="24"/>
-        </w:rPr>
-        <w:t xml:space="preserve"> Training Program</w:t>
+      <w:r>
+        <w:rPr>
+          <w:rFonts w:ascii="Baskerville Old Face" w:hAnsi="Baskerville Old Face"/>
+          <w:sz w:val="24"/>
+          <w:szCs w:val="24"/>
+        </w:rPr>
+        <w:t>WiFi Training Program</w:t>
       </w:r>
     </w:p>
     <w:p>
@@ -82,7 +72,23 @@
           <w:sz w:val="24"/>
           <w:szCs w:val="24"/>
         </w:rPr>
-        <w:t>1. In which OSL layer the Wi-Fi standard/protocol fits.</w:t>
+        <w:t>1. In which OS</w:t>
+      </w:r>
+      <w:r>
+        <w:rPr>
+          <w:rFonts w:ascii="Baskerville Old Face" w:hAnsi="Baskerville Old Face"/>
+          <w:sz w:val="24"/>
+          <w:szCs w:val="24"/>
+        </w:rPr>
+        <w:t>I</w:t>
+      </w:r>
+      <w:r>
+        <w:rPr>
+          <w:rFonts w:ascii="Baskerville Old Face" w:hAnsi="Baskerville Old Face"/>
+          <w:sz w:val="24"/>
+          <w:szCs w:val="24"/>
+        </w:rPr>
+        <w:t xml:space="preserve"> layer the Wi-Fi standard/protocol fits.</w:t>
       </w:r>
     </w:p>
     <w:p>
@@ -602,15 +608,7 @@
           <w:sz w:val="24"/>
           <w:szCs w:val="24"/>
         </w:rPr>
-        <w:t xml:space="preserve"> </w:t>
-      </w:r>
-      <w:r>
-        <w:rPr>
-          <w:rFonts w:ascii="Baskerville Old Face" w:hAnsi="Baskerville Old Face"/>
-          <w:sz w:val="24"/>
-          <w:szCs w:val="24"/>
-        </w:rPr>
-        <w:t>(IEEE802.11ac)</w:t>
+        <w:t xml:space="preserve"> (IEEE802.11ac)</w:t>
       </w:r>
     </w:p>
     <w:p>
@@ -893,23 +891,7 @@
           <w:sz w:val="24"/>
           <w:szCs w:val="24"/>
         </w:rPr>
-        <w:t xml:space="preserve"> (</w:t>
-      </w:r>
-      <w:r>
-        <w:rPr>
-          <w:rFonts w:ascii="Baskerville Old Face" w:hAnsi="Baskerville Old Face"/>
-          <w:sz w:val="24"/>
-          <w:szCs w:val="24"/>
-        </w:rPr>
-        <w:t>IEEE802.11n</w:t>
-      </w:r>
-      <w:r>
-        <w:rPr>
-          <w:rFonts w:ascii="Baskerville Old Face" w:hAnsi="Baskerville Old Face"/>
-          <w:sz w:val="24"/>
-          <w:szCs w:val="24"/>
-        </w:rPr>
-        <w:t xml:space="preserve">) </w:t>
+        <w:t xml:space="preserve"> (IEEE802.11n) </w:t>
       </w:r>
     </w:p>
     <w:p>
@@ -996,23 +978,7 @@
           <w:sz w:val="24"/>
           <w:szCs w:val="24"/>
         </w:rPr>
-        <w:t xml:space="preserve">Link speed: </w:t>
-      </w:r>
-      <w:r>
-        <w:rPr>
-          <w:rFonts w:ascii="Baskerville Old Face" w:hAnsi="Baskerville Old Face"/>
-          <w:sz w:val="24"/>
-          <w:szCs w:val="24"/>
-        </w:rPr>
-        <w:t xml:space="preserve">30 </w:t>
-      </w:r>
-      <w:r>
-        <w:rPr>
-          <w:rFonts w:ascii="Baskerville Old Face" w:hAnsi="Baskerville Old Face"/>
-          <w:sz w:val="24"/>
-          <w:szCs w:val="24"/>
-        </w:rPr>
-        <w:t xml:space="preserve">Mbps </w:t>
+        <w:t xml:space="preserve">Link speed: 30 Mbps </w:t>
       </w:r>
     </w:p>
     <w:p>
@@ -1635,18 +1601,8 @@
                 <w:szCs w:val="24"/>
               </w:rPr>
               <w:lastRenderedPageBreak/>
-              <w:t xml:space="preserve">No major Loss is </w:t>
+              <w:t>No major Loss is incured</w:t>
             </w:r>
-            <w:proofErr w:type="spellStart"/>
-            <w:r>
-              <w:rPr>
-                <w:rFonts w:ascii="Baskerville Old Face" w:hAnsi="Baskerville Old Face"/>
-                <w:sz w:val="24"/>
-                <w:szCs w:val="24"/>
-              </w:rPr>
-              <w:t>incured</w:t>
-            </w:r>
-            <w:proofErr w:type="spellEnd"/>
           </w:p>
         </w:tc>
         <w:tc>
@@ -3256,6 +3212,7 @@
   <w:style w:type="character" w:default="1" w:styleId="DefaultParagraphFont">
     <w:name w:val="Default Paragraph Font"/>
     <w:uiPriority w:val="1"/>
+    <w:semiHidden/>
     <w:unhideWhenUsed/>
   </w:style>
   <w:style w:type="table" w:default="1" w:styleId="TableNormal">
